--- a/public/resume.docx
+++ b/public/resume.docx
@@ -113,7 +113,6 @@
           <w:color w:val="000000"/>
         </w:rPr>
       </w:pPr>
-      <w:proofErr w:type="spellStart"/>
       <w:r>
         <w:rPr>
           <w:rStyle w:val="Gray0"/>
@@ -122,7 +121,6 @@
         </w:rPr>
         <w:t>SECdirect</w:t>
       </w:r>
-      <w:proofErr w:type="spellEnd"/>
       <w:r>
         <w:rPr>
           <w:rStyle w:val="Gray0"/>
@@ -173,69 +171,11 @@
         <w:tab/>
       </w:r>
       <w:r>
-        <w:t xml:space="preserve">I continued my role from </w:t>
-      </w:r>
-      <w:proofErr w:type="spellStart"/>
-      <w:r>
-        <w:t>Awther</w:t>
-      </w:r>
-      <w:proofErr w:type="spellEnd"/>
-      <w:r>
-        <w:t xml:space="preserve"> to </w:t>
-      </w:r>
-      <w:proofErr w:type="spellStart"/>
-      <w:r>
-        <w:t>SECdirect</w:t>
-      </w:r>
-      <w:proofErr w:type="spellEnd"/>
-      <w:r>
-        <w:t xml:space="preserve">, a spinoff of </w:t>
-      </w:r>
-      <w:proofErr w:type="spellStart"/>
-      <w:r>
-        <w:t>Awther</w:t>
-      </w:r>
-      <w:proofErr w:type="spellEnd"/>
-      <w:r>
-        <w:t>.  I was once again in charge of an engineering team that maintained a diverse array of web services and test automations of varying tech stack (</w:t>
-      </w:r>
-      <w:proofErr w:type="spellStart"/>
-      <w:r>
-        <w:t>dotnetcore</w:t>
-      </w:r>
-      <w:proofErr w:type="spellEnd"/>
-      <w:r>
-        <w:t xml:space="preserve">, </w:t>
-      </w:r>
-      <w:proofErr w:type="spellStart"/>
-      <w:r>
-        <w:t>nodejs</w:t>
-      </w:r>
-      <w:proofErr w:type="spellEnd"/>
-      <w:r>
-        <w:t xml:space="preserve">, </w:t>
-      </w:r>
-      <w:proofErr w:type="spellStart"/>
-      <w:r>
-        <w:t>golang</w:t>
-      </w:r>
-      <w:proofErr w:type="spellEnd"/>
-      <w:r>
-        <w:t xml:space="preserve">, python, </w:t>
-      </w:r>
-      <w:proofErr w:type="spellStart"/>
-      <w:r>
-        <w:t>postgres</w:t>
-      </w:r>
-      <w:proofErr w:type="spellEnd"/>
-      <w:r>
-        <w:t xml:space="preserve">, and </w:t>
-      </w:r>
-      <w:proofErr w:type="spellStart"/>
-      <w:r>
-        <w:t>mongodb</w:t>
-      </w:r>
-      <w:proofErr w:type="spellEnd"/>
+        <w:t>I continued my role from Awther to SECdirect, a spinoff of Awther.  I was once again in charge of an engineering team that maintained a diverse array of web services and test automations of varying tech stack (</w:t>
+      </w:r>
+      <w:r>
+        <w:t>dotnetcore, nodejs, golang, python, postgres, and mongodb</w:t>
+      </w:r>
       <w:r>
         <w:t>).  I continued to review every PR (pull request) and approved deployments to the many different environments including production.  I continued to hold the responsibility of full employee lifecycle, which includes interviewing, onboarding, performance evaluations, and separations.</w:t>
       </w:r>
@@ -479,15 +419,7 @@
       </w:r>
       <w:proofErr w:type="gramEnd"/>
       <w:r>
-        <w:t xml:space="preserve"> for a tech startup, </w:t>
-      </w:r>
-      <w:proofErr w:type="spellStart"/>
-      <w:r>
-        <w:t>Awther</w:t>
-      </w:r>
-      <w:proofErr w:type="spellEnd"/>
-      <w:r>
-        <w:t xml:space="preserve"> Inc</w:t>
+        <w:t xml:space="preserve"> for a tech startup, Awther Inc</w:t>
       </w:r>
       <w:r>
         <w:t>,</w:t>
@@ -499,23 +431,7 @@
         <w:t xml:space="preserve"> and the subject matter expert on the XBRL technical specifications</w:t>
       </w:r>
       <w:r>
-        <w:t xml:space="preserve">.  In this role at </w:t>
-      </w:r>
-      <w:proofErr w:type="spellStart"/>
-      <w:r>
-        <w:t>Awther</w:t>
-      </w:r>
-      <w:proofErr w:type="spellEnd"/>
-      <w:r>
-        <w:t xml:space="preserve">, I have developed, tested, and deployed a </w:t>
-      </w:r>
-      <w:proofErr w:type="spellStart"/>
-      <w:r>
-        <w:t>golang</w:t>
-      </w:r>
-      <w:proofErr w:type="spellEnd"/>
-      <w:r>
-        <w:t xml:space="preserve"> microservice that maintains search indices of different XBRL taxonomies</w:t>
+        <w:t>.  In this role at Awther, I have developed, tested, and deployed a golang microservice that maintains search indices of different XBRL taxonomies</w:t>
       </w:r>
       <w:r>
         <w:t>,</w:t>
@@ -539,31 +455,7 @@
         <w:t xml:space="preserve">I have created document-comparison algorithms that allows the software to automatically tag a document without the use of AI.  </w:t>
       </w:r>
       <w:r>
-        <w:t xml:space="preserve">My contributions allowed </w:t>
-      </w:r>
-      <w:proofErr w:type="spellStart"/>
-      <w:r>
-        <w:t>Awther</w:t>
-      </w:r>
-      <w:proofErr w:type="spellEnd"/>
-      <w:r>
-        <w:t xml:space="preserve"> to enter the market for SEC disclosure software (as </w:t>
-      </w:r>
-      <w:proofErr w:type="spellStart"/>
-      <w:r>
-        <w:t>SECdirect</w:t>
-      </w:r>
-      <w:proofErr w:type="spellEnd"/>
-      <w:r>
-        <w:t xml:space="preserve">) and retained the interest of many investors year after year.  Also, I built a global development team consisting of software engineers, quality testers, and </w:t>
-      </w:r>
-      <w:proofErr w:type="spellStart"/>
-      <w:r>
-        <w:t>devops</w:t>
-      </w:r>
-      <w:proofErr w:type="spellEnd"/>
-      <w:r>
-        <w:t xml:space="preserve"> engineer.  As the head of implementation, I held the responsibility of full employee lifecycle, which includes</w:t>
+        <w:t>My contributions allowed Awther to enter the market for SEC disclosure software (as SECdirect) and retained the interest of many investors year after year.  Also, I built a global development team consisting of software engineers, quality testers, and devops engineer.  As the head of implementation, I held the responsibility of full employee lifecycle, which includes</w:t>
       </w:r>
       <w:r>
         <w:t xml:space="preserve"> interviewing, onboarding, performance evaluations, and separations.  My team, under my hands-on supervision, created microservices on Kubernetes, created playwright test automation with high coverage, </w:t>
@@ -572,15 +464,7 @@
         <w:t xml:space="preserve">built a load-distributed infrastructure with high availability, </w:t>
       </w:r>
       <w:r>
-        <w:t xml:space="preserve">and maintained CI/CD pipelines on </w:t>
-      </w:r>
-      <w:proofErr w:type="spellStart"/>
-      <w:r>
-        <w:t>github</w:t>
-      </w:r>
-      <w:proofErr w:type="spellEnd"/>
-      <w:r>
-        <w:t xml:space="preserve"> actions.  The team is capable of rapid deployments of new features or bug fixes within a week.  I personally maintained a Jira board and roadmap to keep the contributors and stakeholders on track.</w:t>
+        <w:t>and maintained CI/CD pipelines on github actions.  The team is capable of rapid deployments of new features or bug fixes within a week.  I personally maintained a Jira board and roadmap to keep the contributors and stakeholders on track.</w:t>
       </w:r>
       <w:r>
         <w:t xml:space="preserve">  I engaged stakeholders and contributors in conversations every day to level expectations.</w:t>
@@ -610,60 +494,20 @@
         <w:t>many bleeding-edge XBRL technologies</w:t>
       </w:r>
       <w:r>
-        <w:t xml:space="preserve">, such </w:t>
-      </w:r>
-      <w:proofErr w:type="spellStart"/>
-      <w:r>
-        <w:t>telefacts</w:t>
-      </w:r>
-      <w:proofErr w:type="spellEnd"/>
-      <w:r>
-        <w:t>.</w:t>
-      </w:r>
-      <w:r>
-        <w:t xml:space="preserve">  </w:t>
-      </w:r>
-      <w:proofErr w:type="spellStart"/>
-      <w:r>
-        <w:t>Telefacts</w:t>
-      </w:r>
-      <w:proofErr w:type="spellEnd"/>
-      <w:r>
-        <w:t xml:space="preserve"> is an open-source </w:t>
-      </w:r>
-      <w:proofErr w:type="spellStart"/>
-      <w:r>
-        <w:t>golang</w:t>
-      </w:r>
-      <w:proofErr w:type="spellEnd"/>
-      <w:r>
-        <w:t xml:space="preserve"> software that can process and render XBRL files.  A few clients have adopted it as part of their XBRL </w:t>
+        <w:t>, such telefacts.</w:t>
+      </w:r>
+      <w:r>
+        <w:t xml:space="preserve">  Telefacts is an open-source golang software that can process and render XBRL files.  A few clients have adopted it as part of their XBRL </w:t>
       </w:r>
       <w:r>
         <w:lastRenderedPageBreak/>
-        <w:t xml:space="preserve">platform.  I have utilized </w:t>
-      </w:r>
-      <w:proofErr w:type="spellStart"/>
-      <w:r>
-        <w:t>telefacts</w:t>
-      </w:r>
-      <w:proofErr w:type="spellEnd"/>
-      <w:r>
-        <w:t xml:space="preserve"> to sc</w:t>
+        <w:t>platform.  I have utilized telefacts to sc</w:t>
       </w:r>
       <w:r>
         <w:t>r</w:t>
       </w:r>
       <w:r>
-        <w:t xml:space="preserve">ape the SEC’s (Stock Exchange Commission) website with home-grown rate-limiter and home-grown user-agent spoofing to render the XBRL facts in a </w:t>
-      </w:r>
-      <w:proofErr w:type="spellStart"/>
-      <w:r>
-        <w:t>solidjs</w:t>
-      </w:r>
-      <w:proofErr w:type="spellEnd"/>
-      <w:r>
-        <w:t xml:space="preserve"> web app.</w:t>
+        <w:t>ape the SEC’s (Stock Exchange Commission) website with home-grown rate-limiter and home-grown user-agent spoofing to render the XBRL facts in a solidjs web app.</w:t>
       </w:r>
       <w:r>
         <w:rPr>
@@ -856,23 +700,13 @@
           <w:b/>
         </w:rPr>
       </w:pPr>
-      <w:proofErr w:type="spellStart"/>
-      <w:r>
-        <w:rPr>
-          <w:rStyle w:val="Gray0"/>
-          <w:b/>
-          <w:color w:val="000000"/>
-        </w:rPr>
-        <w:t>Veradigm</w:t>
-      </w:r>
-      <w:proofErr w:type="spellEnd"/>
-      <w:r>
-        <w:rPr>
-          <w:rStyle w:val="Gray0"/>
-          <w:b/>
-          <w:color w:val="000000"/>
-        </w:rPr>
-        <w:t xml:space="preserve"> (formerly </w:t>
+      <w:r>
+        <w:rPr>
+          <w:rStyle w:val="Gray0"/>
+          <w:b/>
+          <w:color w:val="000000"/>
+        </w:rPr>
+        <w:t xml:space="preserve">Veradigm (formerly </w:t>
       </w:r>
       <w:r>
         <w:rPr>
@@ -911,50 +745,280 @@
         <w:t>Digital prescription infrastructure</w:t>
       </w:r>
       <w:r>
+        <w:t xml:space="preserve">: </w:t>
+      </w:r>
+      <w:r>
+        <w:t xml:space="preserve">I </w:t>
+      </w:r>
+      <w:r>
+        <w:t>provided application support for a greenfield system composed of kubernetes pods of .Net container, Azure Service Bus, and Azure SQL Database.  This greenfield system is an event-driven router of digital prescriptions from thousands of hospitals from East Coast to West Coast of United States.  I personally maintained good understanding of the technical specifications around NCPDP (</w:t>
+      </w:r>
+      <w:r>
+        <w:t>National Council for Prescription Drug Programs</w:t>
+      </w:r>
+      <w:r>
+        <w:t>) and EPCS (Electronic Prescriptions of Controlled Substances).  My work allowed the company to maintain valuable business partnerships with Surescripts and Vela, which were worth at least $2 million.  While in this role, I answered 24/7 production issue calls through PagerDuty.</w:t>
+      </w:r>
+    </w:p>
+    <w:p>
+      <w:pPr>
+        <w:pStyle w:val="Body2"/>
+        <w:tabs>
+          <w:tab w:val="left" w:pos="990"/>
+        </w:tabs>
+        <w:ind w:left="1680" w:hanging="960"/>
+      </w:pPr>
+      <w:r>
+        <w:t>EHR</w:t>
+      </w:r>
+      <w:r>
         <w:t xml:space="preserve">: I </w:t>
       </w:r>
       <w:r>
-        <w:t xml:space="preserve">developed Net4.8 http applications, WCF services, and </w:t>
-      </w:r>
-      <w:proofErr w:type="spellStart"/>
-      <w:r>
-        <w:t>Emberjs</w:t>
-      </w:r>
-      <w:proofErr w:type="spellEnd"/>
-      <w:r>
-        <w:t xml:space="preserve"> components for </w:t>
-      </w:r>
-      <w:proofErr w:type="spellStart"/>
-      <w:r>
-        <w:t>PracticeFusion</w:t>
-      </w:r>
-      <w:proofErr w:type="spellEnd"/>
-      <w:r>
-        <w:t xml:space="preserve">.  The new codebase allowed </w:t>
-      </w:r>
-      <w:proofErr w:type="spellStart"/>
-      <w:r>
-        <w:t>PracticeFusion</w:t>
-      </w:r>
-      <w:proofErr w:type="spellEnd"/>
-      <w:r>
-        <w:t xml:space="preserve"> services to be integrated with </w:t>
-      </w:r>
-      <w:proofErr w:type="spellStart"/>
-      <w:r>
-        <w:t>ZocDoc</w:t>
-      </w:r>
-      <w:proofErr w:type="spellEnd"/>
-      <w:r>
-        <w:t xml:space="preserve"> applications while introducing zero regressions or detrimental impacts on the brownfield systems used by 8 million patients and 200,000 medical professionals.  My sprinting team always guaranteed delivery to production environment every two weeks, which kept </w:t>
-      </w:r>
-      <w:proofErr w:type="spellStart"/>
-      <w:r>
-        <w:t>ZocDoc’s</w:t>
-      </w:r>
-      <w:proofErr w:type="spellEnd"/>
-      <w:r>
-        <w:t xml:space="preserve"> interest in the project piqued and vocal.  The project was pronounced feature-complete after six months of sprinting on April 2023, and it was projected to realize $5 million of annual recurring revenue (ARR).</w:t>
+        <w:t xml:space="preserve">developed Net4.8 http applications, WCF services, and Emberjs components for PracticeFusion.  The new codebase allowed PracticeFusion services to be integrated with ZocDoc applications </w:t>
+      </w:r>
+      <w:r>
+        <w:t xml:space="preserve">while </w:t>
+      </w:r>
+      <w:r>
+        <w:t xml:space="preserve">introducing zero regressions or detrimental impacts on the </w:t>
+      </w:r>
+      <w:r>
+        <w:t>brownfield</w:t>
+      </w:r>
+      <w:r>
+        <w:t xml:space="preserve"> systems used by 8 million patients and 200,000 medical professionals.  My sprinting team always guaranteed delivery to production environment every two weeks, which kept ZocDoc’s interest in the project </w:t>
+      </w:r>
+      <w:r>
+        <w:t>piqued</w:t>
+      </w:r>
+      <w:r>
+        <w:t xml:space="preserve"> and vocal.  The project was pronounced </w:t>
+      </w:r>
+      <w:r>
+        <w:t>feature</w:t>
+      </w:r>
+      <w:r>
+        <w:t>-</w:t>
+      </w:r>
+      <w:r>
+        <w:t>complete</w:t>
+      </w:r>
+      <w:r>
+        <w:t xml:space="preserve"> after six months</w:t>
+      </w:r>
+      <w:r>
+        <w:t xml:space="preserve"> of sprinting</w:t>
+      </w:r>
+      <w:r>
+        <w:t xml:space="preserve"> on April 2023, and it was projected to realize $5 million of annual recurring revenue (ARR).</w:t>
+      </w:r>
+    </w:p>
+    <w:p>
+      <w:pPr>
+        <w:pStyle w:val="Body2"/>
+        <w:tabs>
+          <w:tab w:val="left" w:pos="990"/>
+        </w:tabs>
+        <w:ind w:left="1680" w:hanging="960"/>
+      </w:pPr>
+      <w:r>
+        <w:t>JAMStack</w:t>
+      </w:r>
+      <w:r>
+        <w:t xml:space="preserve">: I deployed a JAMStack with Gatsbyjs’ static site generator (SSG).  Due to the growing popularity in North America and India, the </w:t>
+      </w:r>
+      <w:r>
+        <w:t xml:space="preserve">web </w:t>
+      </w:r>
+      <w:r>
+        <w:t>pages</w:t>
+      </w:r>
+      <w:r>
+        <w:t xml:space="preserve"> </w:t>
+      </w:r>
+      <w:r>
+        <w:t>were</w:t>
+      </w:r>
+      <w:r>
+        <w:t xml:space="preserve"> eventually ported over to SSR (server-side rendered) Nextjs web app hosted on Azure Blob Storage and Azure App Service.  To accommodate the growing worldwide userbase and to serve content with faster response times, the web app is hosted from a nodejs memory cache.  Also, the web app utilizes single-sign on workflow through Azure Active Directory.</w:t>
+      </w:r>
+    </w:p>
+    <w:p>
+      <w:pPr>
+        <w:pStyle w:val="Body2"/>
+        <w:tabs>
+          <w:tab w:val="left" w:pos="990"/>
+        </w:tabs>
+        <w:ind w:left="1680" w:hanging="960"/>
+      </w:pPr>
+      <w:r>
+        <w:t xml:space="preserve">Lift and shift: I </w:t>
+      </w:r>
+      <w:r>
+        <w:t>created</w:t>
+      </w:r>
+      <w:r>
+        <w:t xml:space="preserve"> an infrastructure deployment template for Microsoft Azure that deploys VMSS (virtual machine scale sets) and load balancers, which then spins up instances of flatcar OS (fork of coreOS) that hosts an etcd cluster and a docker swarm of microservices of netcore, nodejs, and golang containers.  Etcd and docker are spun up through systemd.  The infrastructure template was eventually deployed to </w:t>
+      </w:r>
+      <w:r>
+        <w:lastRenderedPageBreak/>
+        <w:t xml:space="preserve">production and hosted webservices with </w:t>
+      </w:r>
+      <w:r>
+        <w:t xml:space="preserve">uptime of at least </w:t>
+      </w:r>
+      <w:r>
+        <w:t>four nines (99.99%) which were utilized by end users</w:t>
+      </w:r>
+      <w:r>
+        <w:t xml:space="preserve"> within the United State</w:t>
+      </w:r>
+      <w:r>
+        <w:t>s</w:t>
+      </w:r>
+      <w:r>
+        <w:t>.</w:t>
+      </w:r>
+      <w:r>
+        <w:t xml:space="preserve">  This </w:t>
+      </w:r>
+      <w:r>
+        <w:t>effort was</w:t>
+      </w:r>
+      <w:r>
+        <w:t xml:space="preserve"> part of </w:t>
+      </w:r>
+      <w:r>
+        <w:t>a</w:t>
+      </w:r>
+      <w:r>
+        <w:t xml:space="preserve"> lift-and-shift strategy to migrate from on-premise hosting to Azure cloud hosting.</w:t>
+      </w:r>
+    </w:p>
+    <w:p>
+      <w:pPr>
+        <w:pStyle w:val="Body2"/>
+        <w:tabs>
+          <w:tab w:val="left" w:pos="990"/>
+        </w:tabs>
+        <w:ind w:left="1680" w:hanging="960"/>
+      </w:pPr>
+      <w:r>
+        <w:t xml:space="preserve">24/7 load generator: </w:t>
+      </w:r>
+      <w:r>
+        <w:t>I developed a golang container that applies constant rate of http calls (up to 200 rps) to a system-under-test which then displayed the real-time performance results in Datadog and deployed the load generator into a kubernetes pod through helm chart.  The immediate performance result feedback allowed developers to optimize software in hours instead of months.</w:t>
+      </w:r>
+    </w:p>
+    <w:p>
+      <w:pPr>
+        <w:pStyle w:val="Body2"/>
+        <w:tabs>
+          <w:tab w:val="left" w:pos="990"/>
+        </w:tabs>
+        <w:ind w:left="1680" w:hanging="960"/>
+      </w:pPr>
+      <w:r>
+        <w:t xml:space="preserve">OIDC Server: I </w:t>
+      </w:r>
+      <w:r>
+        <w:t>created</w:t>
+      </w:r>
+      <w:r>
+        <w:t xml:space="preserve"> and tested C# code that utilized cryptographic algorithms (like ECDSA and RSA) to generate digitally signed JSON Web Tokens (JWT) and securely managed secret keys.  I studied </w:t>
+      </w:r>
+      <w:r>
+        <w:t>copious amounts of</w:t>
+      </w:r>
+      <w:r>
+        <w:t xml:space="preserve"> RFCs, NIST papers, and technical specification documents before</w:t>
+      </w:r>
+      <w:r>
+        <w:t xml:space="preserve"> writing any code.</w:t>
+      </w:r>
+      <w:r>
+        <w:t xml:space="preserve">  I personally contributed on developing software modules that handled </w:t>
+      </w:r>
+      <w:r>
+        <w:t>OAuth DPoP token</w:t>
+      </w:r>
+      <w:r>
+        <w:t>s</w:t>
+      </w:r>
+      <w:r>
+        <w:t xml:space="preserve">, </w:t>
+      </w:r>
+      <w:r>
+        <w:t>authorization code flow</w:t>
+      </w:r>
+      <w:r>
+        <w:t>,</w:t>
+      </w:r>
+      <w:r>
+        <w:t xml:space="preserve"> and client credential grant.</w:t>
+      </w:r>
+    </w:p>
+    <w:p>
+      <w:pPr>
+        <w:pStyle w:val="Body2"/>
+        <w:tabs>
+          <w:tab w:val="left" w:pos="990"/>
+        </w:tabs>
+        <w:ind w:left="1680" w:hanging="960"/>
+      </w:pPr>
+      <w:r>
+        <w:t xml:space="preserve">Isomorphic reactjs app: </w:t>
+      </w:r>
+      <w:r>
+        <w:t>I reduced the platform’s overall security vulnerability by developing</w:t>
+      </w:r>
+      <w:r>
+        <w:t xml:space="preserve"> and deploy</w:t>
+      </w:r>
+      <w:r>
+        <w:t xml:space="preserve">ing </w:t>
+      </w:r>
+      <w:r>
+        <w:t>an isomorphic reactjs app</w:t>
+      </w:r>
+      <w:r>
+        <w:t xml:space="preserve"> as a docker container</w:t>
+      </w:r>
+      <w:r>
+        <w:t xml:space="preserve"> </w:t>
+      </w:r>
+      <w:r>
+        <w:t>which eliminated the platform</w:t>
+      </w:r>
+      <w:r>
+        <w:t>’</w:t>
+      </w:r>
+      <w:r>
+        <w:t>s dependency to insecure jQuery pages.</w:t>
+      </w:r>
+    </w:p>
+    <w:p>
+      <w:pPr>
+        <w:pStyle w:val="Body2"/>
+        <w:tabs>
+          <w:tab w:val="clear" w:pos="2400"/>
+          <w:tab w:val="left" w:pos="990"/>
+        </w:tabs>
+        <w:ind w:left="1680" w:hanging="960"/>
+        <w:rPr>
+          <w:rStyle w:val="Gray0"/>
+          <w:color w:val="000000"/>
+        </w:rPr>
+      </w:pPr>
+      <w:r>
+        <w:t xml:space="preserve">Legacy system maintenance: I developed numerous bug fixes and critical security patches </w:t>
+      </w:r>
+      <w:r>
+        <w:t xml:space="preserve">for </w:t>
+      </w:r>
+      <w:r>
+        <w:t>an IAM (Identity-Access Management) system which can provision an account for a human or machine user in a domain through the wiring of IDP (identity providers like Active Directory Federation Server), STS (security token services), and Microsoft SQL Server instances.</w:t>
       </w:r>
     </w:p>
     <w:p>
@@ -965,446 +1029,11 @@
           <w:tab w:val="left" w:pos="990"/>
         </w:tabs>
         <w:ind w:left="990" w:hanging="960"/>
-      </w:pPr>
-    </w:p>
-    <w:p>
-      <w:pPr>
-        <w:pStyle w:val="Body2"/>
-        <w:tabs>
-          <w:tab w:val="left" w:pos="990"/>
-        </w:tabs>
-        <w:ind w:left="1680" w:hanging="960"/>
-      </w:pPr>
-      <w:r>
-        <w:t>EHR</w:t>
-      </w:r>
-      <w:r>
-        <w:t xml:space="preserve">: I </w:t>
-      </w:r>
-      <w:r>
-        <w:t xml:space="preserve">developed Net4.8 http applications, WCF services, and </w:t>
-      </w:r>
-      <w:proofErr w:type="spellStart"/>
-      <w:r>
-        <w:t>Emberjs</w:t>
-      </w:r>
-      <w:proofErr w:type="spellEnd"/>
-      <w:r>
-        <w:t xml:space="preserve"> components for </w:t>
-      </w:r>
-      <w:proofErr w:type="spellStart"/>
-      <w:r>
-        <w:t>PracticeFusion</w:t>
-      </w:r>
-      <w:proofErr w:type="spellEnd"/>
-      <w:r>
-        <w:t xml:space="preserve">.  The new codebase allowed </w:t>
-      </w:r>
-      <w:proofErr w:type="spellStart"/>
-      <w:r>
-        <w:t>PracticeFusion</w:t>
-      </w:r>
-      <w:proofErr w:type="spellEnd"/>
-      <w:r>
-        <w:t xml:space="preserve"> services to be integrated with </w:t>
-      </w:r>
-      <w:proofErr w:type="spellStart"/>
-      <w:r>
-        <w:t>ZocDoc</w:t>
-      </w:r>
-      <w:proofErr w:type="spellEnd"/>
-      <w:r>
-        <w:t xml:space="preserve"> applications </w:t>
-      </w:r>
-      <w:r>
-        <w:t xml:space="preserve">while </w:t>
-      </w:r>
-      <w:r>
-        <w:t xml:space="preserve">introducing zero regressions or detrimental impacts on the </w:t>
-      </w:r>
-      <w:r>
-        <w:t>brownfield</w:t>
-      </w:r>
-      <w:r>
-        <w:t xml:space="preserve"> systems used by 8 million patients and 200,000 medical professionals.  My sprinting team always guaranteed delivery to production environment every two weeks, which kept </w:t>
-      </w:r>
-      <w:proofErr w:type="spellStart"/>
-      <w:r>
-        <w:t>ZocDoc’s</w:t>
-      </w:r>
-      <w:proofErr w:type="spellEnd"/>
-      <w:r>
-        <w:t xml:space="preserve"> interest in the project </w:t>
-      </w:r>
-      <w:r>
-        <w:t>piqued</w:t>
-      </w:r>
-      <w:r>
-        <w:t xml:space="preserve"> and vocal.  The project was pronounced </w:t>
-      </w:r>
-      <w:r>
-        <w:t>feature</w:t>
-      </w:r>
-      <w:r>
-        <w:t>-</w:t>
-      </w:r>
-      <w:r>
-        <w:t>complete</w:t>
-      </w:r>
-      <w:r>
-        <w:t xml:space="preserve"> after six months</w:t>
-      </w:r>
-      <w:r>
-        <w:t xml:space="preserve"> of sprinting</w:t>
-      </w:r>
-      <w:r>
-        <w:t xml:space="preserve"> on April 2023, and it was projected to realize $5 million of annual recurring revenue (ARR).</w:t>
-      </w:r>
-    </w:p>
-    <w:p>
-      <w:pPr>
-        <w:pStyle w:val="Body2"/>
-        <w:tabs>
-          <w:tab w:val="left" w:pos="990"/>
-        </w:tabs>
-        <w:ind w:left="1680" w:hanging="960"/>
-      </w:pPr>
-      <w:proofErr w:type="spellStart"/>
-      <w:r>
-        <w:t>JAMStack</w:t>
-      </w:r>
-      <w:proofErr w:type="spellEnd"/>
-      <w:r>
-        <w:t xml:space="preserve">: I deployed a </w:t>
-      </w:r>
-      <w:proofErr w:type="spellStart"/>
-      <w:r>
-        <w:t>JAMStack</w:t>
-      </w:r>
-      <w:proofErr w:type="spellEnd"/>
-      <w:r>
-        <w:t xml:space="preserve"> with </w:t>
-      </w:r>
-      <w:proofErr w:type="spellStart"/>
-      <w:r>
-        <w:t>Gatsbyjs</w:t>
-      </w:r>
-      <w:proofErr w:type="spellEnd"/>
-      <w:r>
-        <w:t xml:space="preserve">’ static site generator (SSG).  Due to the growing popularity in North America and India, the </w:t>
-      </w:r>
-      <w:r>
-        <w:t xml:space="preserve">web </w:t>
-      </w:r>
-      <w:r>
-        <w:t>pages</w:t>
-      </w:r>
-      <w:r>
-        <w:t xml:space="preserve"> </w:t>
-      </w:r>
-      <w:r>
-        <w:t>were</w:t>
-      </w:r>
-      <w:r>
-        <w:t xml:space="preserve"> eventually ported over to SSR (server-side rendered) </w:t>
-      </w:r>
-      <w:proofErr w:type="spellStart"/>
-      <w:r>
-        <w:t>Nextjs</w:t>
-      </w:r>
-      <w:proofErr w:type="spellEnd"/>
-      <w:r>
-        <w:t xml:space="preserve"> web app hosted on Azure Blob Storage and Azure App Service.  To accommodate the growing worldwide userbase and to serve content with faster response times, the web app is hosted from a </w:t>
-      </w:r>
-      <w:proofErr w:type="spellStart"/>
-      <w:r>
-        <w:t>nodejs</w:t>
-      </w:r>
-      <w:proofErr w:type="spellEnd"/>
-      <w:r>
-        <w:t xml:space="preserve"> memory cache.  Also, the web app utilizes single-sign on workflow through Azure Active Directory.</w:t>
-      </w:r>
-    </w:p>
-    <w:p>
-      <w:pPr>
-        <w:pStyle w:val="Body2"/>
-        <w:tabs>
-          <w:tab w:val="left" w:pos="990"/>
-        </w:tabs>
-        <w:ind w:left="1680" w:hanging="960"/>
-      </w:pPr>
-      <w:r>
-        <w:t xml:space="preserve">Lift and shift: I </w:t>
-      </w:r>
-      <w:r>
-        <w:t>created</w:t>
-      </w:r>
-      <w:r>
-        <w:t xml:space="preserve"> an infrastructure deployment template for Microsoft Azure that deploys VMSS (virtual machine scale sets) and load balancers, which then spins up instances of flatcar OS (fork of </w:t>
-      </w:r>
-      <w:proofErr w:type="spellStart"/>
-      <w:r>
-        <w:t>coreOS</w:t>
-      </w:r>
-      <w:proofErr w:type="spellEnd"/>
-      <w:r>
-        <w:t xml:space="preserve">) that hosts an </w:t>
-      </w:r>
-      <w:proofErr w:type="spellStart"/>
-      <w:r>
-        <w:t>etcd</w:t>
-      </w:r>
-      <w:proofErr w:type="spellEnd"/>
-      <w:r>
-        <w:t xml:space="preserve"> cluster and a docker swarm of microservices of </w:t>
-      </w:r>
-      <w:proofErr w:type="spellStart"/>
-      <w:r>
-        <w:t>netcore</w:t>
-      </w:r>
-      <w:proofErr w:type="spellEnd"/>
-      <w:r>
-        <w:t xml:space="preserve">, </w:t>
-      </w:r>
-      <w:proofErr w:type="spellStart"/>
-      <w:r>
-        <w:t>nodejs</w:t>
-      </w:r>
-      <w:proofErr w:type="spellEnd"/>
-      <w:r>
-        <w:t xml:space="preserve">, and </w:t>
-      </w:r>
-      <w:proofErr w:type="spellStart"/>
-      <w:r>
-        <w:t>golang</w:t>
-      </w:r>
-      <w:proofErr w:type="spellEnd"/>
-      <w:r>
-        <w:t xml:space="preserve"> containers.  </w:t>
-      </w:r>
-      <w:proofErr w:type="spellStart"/>
-      <w:r>
-        <w:t>Etcd</w:t>
-      </w:r>
-      <w:proofErr w:type="spellEnd"/>
-      <w:r>
-        <w:t xml:space="preserve"> and docker are spun up through </w:t>
-      </w:r>
-      <w:proofErr w:type="spellStart"/>
-      <w:r>
-        <w:t>systemd</w:t>
-      </w:r>
-      <w:proofErr w:type="spellEnd"/>
-      <w:r>
-        <w:t xml:space="preserve">.  The infrastructure template was eventually deployed to </w:t>
-      </w:r>
-      <w:r>
-        <w:lastRenderedPageBreak/>
-        <w:t xml:space="preserve">production and hosted webservices with </w:t>
-      </w:r>
-      <w:r>
-        <w:t xml:space="preserve">uptime of at least </w:t>
-      </w:r>
-      <w:r>
-        <w:t>four nines (99.99%) which were utilized by end users</w:t>
-      </w:r>
-      <w:r>
-        <w:t xml:space="preserve"> within the United State</w:t>
-      </w:r>
-      <w:r>
-        <w:t>s</w:t>
-      </w:r>
-      <w:r>
-        <w:t>.</w:t>
-      </w:r>
-      <w:r>
-        <w:t xml:space="preserve">  This </w:t>
-      </w:r>
-      <w:r>
-        <w:t>effort was</w:t>
-      </w:r>
-      <w:r>
-        <w:t xml:space="preserve"> part of </w:t>
-      </w:r>
-      <w:r>
-        <w:t>a</w:t>
-      </w:r>
-      <w:r>
-        <w:t xml:space="preserve"> lift-and-shift strategy to migrate from on-premise hosting to Azure cloud hosting.</w:t>
-      </w:r>
-    </w:p>
-    <w:p>
-      <w:pPr>
-        <w:pStyle w:val="Body2"/>
-        <w:tabs>
-          <w:tab w:val="left" w:pos="990"/>
-        </w:tabs>
-        <w:ind w:left="1680" w:hanging="960"/>
-      </w:pPr>
-      <w:r>
-        <w:t xml:space="preserve">24/7 load generator: </w:t>
-      </w:r>
-      <w:r>
-        <w:t xml:space="preserve">I developed a </w:t>
-      </w:r>
-      <w:proofErr w:type="spellStart"/>
-      <w:r>
-        <w:t>golang</w:t>
-      </w:r>
-      <w:proofErr w:type="spellEnd"/>
-      <w:r>
-        <w:t xml:space="preserve"> container that applies constant rate of http calls (up to 200 </w:t>
-      </w:r>
-      <w:proofErr w:type="spellStart"/>
-      <w:r>
-        <w:t>rps</w:t>
-      </w:r>
-      <w:proofErr w:type="spellEnd"/>
-      <w:r>
-        <w:t xml:space="preserve">) to a system-under-test which then displayed the real-time performance results in Datadog and deployed the load generator into a </w:t>
-      </w:r>
-      <w:proofErr w:type="spellStart"/>
-      <w:r>
-        <w:t>kubernetes</w:t>
-      </w:r>
-      <w:proofErr w:type="spellEnd"/>
-      <w:r>
-        <w:t xml:space="preserve"> pod through helm chart.  The immediate performance result feedback allowed developers to optimize software in hours instead of months.</w:t>
-      </w:r>
-    </w:p>
-    <w:p>
-      <w:pPr>
-        <w:pStyle w:val="Body2"/>
-        <w:tabs>
-          <w:tab w:val="left" w:pos="990"/>
-        </w:tabs>
-        <w:ind w:left="1680" w:hanging="960"/>
-      </w:pPr>
-      <w:r>
-        <w:t xml:space="preserve">OIDC Server: I </w:t>
-      </w:r>
-      <w:r>
-        <w:t>created</w:t>
-      </w:r>
-      <w:r>
-        <w:t xml:space="preserve"> and tested C# code that utilized cryptographic algorithms (like ECDSA and RSA) to generate digitally signed JSON Web Tokens (JWT) and securely managed secret keys.  I studied </w:t>
-      </w:r>
-      <w:r>
-        <w:t>copious amounts of</w:t>
-      </w:r>
-      <w:r>
-        <w:t xml:space="preserve"> RFCs, NIST papers, and technical specification documents before</w:t>
-      </w:r>
-      <w:r>
-        <w:t xml:space="preserve"> writing any code.</w:t>
-      </w:r>
-      <w:r>
-        <w:t xml:space="preserve">  I personally contributed on developing software modules that handled </w:t>
-      </w:r>
-      <w:r>
-        <w:t xml:space="preserve">OAuth </w:t>
-      </w:r>
-      <w:proofErr w:type="spellStart"/>
-      <w:r>
-        <w:t>DPoP</w:t>
-      </w:r>
-      <w:proofErr w:type="spellEnd"/>
-      <w:r>
-        <w:t xml:space="preserve"> token</w:t>
-      </w:r>
-      <w:r>
-        <w:t>s</w:t>
-      </w:r>
-      <w:r>
-        <w:t xml:space="preserve">, </w:t>
-      </w:r>
-      <w:r>
-        <w:t>authorization code flow</w:t>
-      </w:r>
-      <w:r>
-        <w:t>,</w:t>
-      </w:r>
-      <w:r>
-        <w:t xml:space="preserve"> and client credential grant.</w:t>
-      </w:r>
-    </w:p>
-    <w:p>
-      <w:pPr>
-        <w:pStyle w:val="Body2"/>
-        <w:tabs>
-          <w:tab w:val="left" w:pos="990"/>
-        </w:tabs>
-        <w:ind w:left="1680" w:hanging="960"/>
-      </w:pPr>
-      <w:r>
-        <w:t xml:space="preserve">Isomorphic </w:t>
-      </w:r>
-      <w:proofErr w:type="spellStart"/>
-      <w:r>
-        <w:t>reactjs</w:t>
-      </w:r>
-      <w:proofErr w:type="spellEnd"/>
-      <w:r>
-        <w:t xml:space="preserve"> app: </w:t>
-      </w:r>
-      <w:r>
-        <w:t>I reduced the platform’s overall security vulnerability by developing</w:t>
-      </w:r>
-      <w:r>
-        <w:t xml:space="preserve"> and deploy</w:t>
-      </w:r>
-      <w:r>
-        <w:t xml:space="preserve">ing </w:t>
-      </w:r>
-      <w:r>
-        <w:t xml:space="preserve">an isomorphic </w:t>
-      </w:r>
-      <w:proofErr w:type="spellStart"/>
-      <w:r>
-        <w:t>reactjs</w:t>
-      </w:r>
-      <w:proofErr w:type="spellEnd"/>
-      <w:r>
-        <w:t xml:space="preserve"> app</w:t>
-      </w:r>
-      <w:r>
-        <w:t xml:space="preserve"> as a docker container</w:t>
-      </w:r>
-      <w:r>
-        <w:t xml:space="preserve"> </w:t>
-      </w:r>
-      <w:r>
-        <w:t>which eliminated the platform</w:t>
-      </w:r>
-      <w:r>
-        <w:t>’</w:t>
-      </w:r>
-      <w:r>
-        <w:t>s dependency to insecure jQuery pages.</w:t>
-      </w:r>
-    </w:p>
-    <w:p>
-      <w:pPr>
-        <w:pStyle w:val="Body2"/>
-        <w:tabs>
-          <w:tab w:val="clear" w:pos="2400"/>
-          <w:tab w:val="left" w:pos="990"/>
-        </w:tabs>
-        <w:ind w:left="1680" w:hanging="960"/>
-        <w:rPr>
-          <w:rStyle w:val="Gray0"/>
-          <w:color w:val="000000"/>
-        </w:rPr>
-      </w:pPr>
-      <w:r>
-        <w:t xml:space="preserve">Legacy system maintenance: I developed numerous bug fixes and critical security patches </w:t>
-      </w:r>
-      <w:r>
-        <w:t xml:space="preserve">for </w:t>
-      </w:r>
-      <w:r>
-        <w:t>an IAM (Identity-Access Management) system which can provision an account for a human or machine user in a domain through the wiring of IDP (identity providers like Active Directory Federation Server), STS (security token services), and Microsoft SQL Server instances.</w:t>
-      </w:r>
+        <w:rPr>
+          <w:rStyle w:val="Gray0"/>
+          <w:color w:val="000000"/>
+        </w:rPr>
+      </w:pPr>
     </w:p>
     <w:p>
       <w:pPr>
@@ -1416,9 +1045,50 @@
         <w:ind w:left="990" w:hanging="960"/>
         <w:rPr>
           <w:rStyle w:val="Gray0"/>
-          <w:color w:val="000000"/>
-        </w:rPr>
-      </w:pPr>
+          <w:b/>
+          <w:color w:val="000000"/>
+        </w:rPr>
+      </w:pPr>
+      <w:r>
+        <w:rPr>
+          <w:rStyle w:val="Gray0"/>
+          <w:b/>
+          <w:color w:val="000000"/>
+        </w:rPr>
+        <w:t>Software Engineer</w:t>
+      </w:r>
+      <w:r>
+        <w:rPr>
+          <w:rStyle w:val="Gray0"/>
+          <w:b/>
+          <w:color w:val="000000"/>
+        </w:rPr>
+        <w:t xml:space="preserve"> (</w:t>
+      </w:r>
+      <w:r>
+        <w:rPr>
+          <w:rStyle w:val="Gray0"/>
+          <w:b/>
+          <w:color w:val="000000"/>
+        </w:rPr>
+        <w:t>July 2016–October 2018</w:t>
+      </w:r>
+      <w:r>
+        <w:rPr>
+          <w:rStyle w:val="Gray0"/>
+          <w:b/>
+          <w:color w:val="000000"/>
+        </w:rPr>
+        <w:t>)</w:t>
+      </w:r>
+      <w:r>
+        <w:rPr>
+          <w:rStyle w:val="Gray0"/>
+          <w:b/>
+          <w:color w:val="000000"/>
+        </w:rPr>
+        <w:t>,</w:t>
+      </w:r>
     </w:p>
     <w:p>
       <w:pPr>
@@ -1440,39 +1110,7 @@
           <w:b/>
           <w:color w:val="000000"/>
         </w:rPr>
-        <w:t>Software Engineer</w:t>
-      </w:r>
-      <w:r>
-        <w:rPr>
-          <w:rStyle w:val="Gray0"/>
-          <w:b/>
-          <w:color w:val="000000"/>
-        </w:rPr>
-        <w:t xml:space="preserve"> (</w:t>
-      </w:r>
-      <w:r>
-        <w:rPr>
-          <w:rStyle w:val="Gray0"/>
-          <w:b/>
-          <w:color w:val="000000"/>
-        </w:rPr>
-        <w:t>July 2016–October 2018</w:t>
-      </w:r>
-      <w:r>
-        <w:rPr>
-          <w:rStyle w:val="Gray0"/>
-          <w:b/>
-          <w:color w:val="000000"/>
-        </w:rPr>
-        <w:t>)</w:t>
-      </w:r>
-      <w:r>
-        <w:rPr>
-          <w:rStyle w:val="Gray0"/>
-          <w:b/>
-          <w:color w:val="000000"/>
-        </w:rPr>
-        <w:t>,</w:t>
+        <w:t>Issuer Direct; Morrisville, NC</w:t>
       </w:r>
     </w:p>
     <w:p>
@@ -1485,29 +1123,6 @@
         <w:ind w:left="990" w:hanging="960"/>
         <w:rPr>
           <w:rStyle w:val="Gray0"/>
-          <w:b/>
-          <w:color w:val="000000"/>
-        </w:rPr>
-      </w:pPr>
-      <w:r>
-        <w:rPr>
-          <w:rStyle w:val="Gray0"/>
-          <w:b/>
-          <w:color w:val="000000"/>
-        </w:rPr>
-        <w:t>Issuer Direct; Morrisville, NC</w:t>
-      </w:r>
-    </w:p>
-    <w:p>
-      <w:pPr>
-        <w:pStyle w:val="Body2"/>
-        <w:tabs>
-          <w:tab w:val="clear" w:pos="2400"/>
-          <w:tab w:val="left" w:pos="990"/>
-        </w:tabs>
-        <w:ind w:left="990" w:hanging="960"/>
-        <w:rPr>
-          <w:rStyle w:val="Gray0"/>
           <w:color w:val="000000"/>
         </w:rPr>
       </w:pPr>
@@ -1615,23 +1230,7 @@
           <w:rStyle w:val="Gray"/>
           <w:color w:val="000000"/>
         </w:rPr>
-        <w:t>docker/</w:t>
-      </w:r>
-      <w:proofErr w:type="spellStart"/>
-      <w:r>
-        <w:rPr>
-          <w:rStyle w:val="Gray"/>
-          <w:color w:val="000000"/>
-        </w:rPr>
-        <w:t>kubernetes</w:t>
-      </w:r>
-      <w:proofErr w:type="spellEnd"/>
-      <w:r>
-        <w:rPr>
-          <w:rStyle w:val="Gray"/>
-          <w:color w:val="000000"/>
-        </w:rPr>
-        <w:t xml:space="preserve"> setup</w:t>
+        <w:t>docker/kubernetes setup</w:t>
       </w:r>
       <w:r>
         <w:rPr>
@@ -1703,7 +1302,6 @@
         </w:rPr>
         <w:t xml:space="preserve"> with </w:t>
       </w:r>
-      <w:proofErr w:type="spellStart"/>
       <w:r>
         <w:rPr>
           <w:rStyle w:val="Gray"/>
@@ -1718,21 +1316,12 @@
         </w:rPr>
         <w:t>eactjs</w:t>
       </w:r>
-      <w:proofErr w:type="spellEnd"/>
-      <w:r>
-        <w:rPr>
-          <w:rStyle w:val="Gray"/>
-          <w:color w:val="000000"/>
-        </w:rPr>
-        <w:t>/</w:t>
-      </w:r>
-      <w:proofErr w:type="spellStart"/>
-      <w:r>
-        <w:rPr>
-          <w:rStyle w:val="Gray"/>
-          <w:color w:val="000000"/>
-        </w:rPr>
-        <w:t>r</w:t>
+      <w:r>
+        <w:rPr>
+          <w:rStyle w:val="Gray"/>
+          <w:color w:val="000000"/>
+        </w:rPr>
+        <w:t>/r</w:t>
       </w:r>
       <w:r>
         <w:rPr>
@@ -1741,7 +1330,6 @@
         </w:rPr>
         <w:t>eduxjs</w:t>
       </w:r>
-      <w:proofErr w:type="spellEnd"/>
       <w:r>
         <w:rPr>
           <w:rStyle w:val="Gray"/>
@@ -1803,17 +1391,8 @@
           <w:rStyle w:val="Gray"/>
           <w:color w:val="000000"/>
         </w:rPr>
-        <w:t xml:space="preserve"> with </w:t>
-      </w:r>
-      <w:proofErr w:type="spellStart"/>
-      <w:r>
-        <w:rPr>
-          <w:rStyle w:val="Gray"/>
-          <w:color w:val="000000"/>
-        </w:rPr>
-        <w:t>MemoryCache</w:t>
-      </w:r>
-      <w:proofErr w:type="spellEnd"/>
+        <w:t xml:space="preserve"> with MemoryCache</w:t>
+      </w:r>
       <w:r>
         <w:rPr>
           <w:rStyle w:val="Gray"/>
@@ -1826,133 +1405,106 @@
           <w:rStyle w:val="Gray"/>
           <w:color w:val="000000"/>
         </w:rPr>
+        <w:t xml:space="preserve"> MySql</w:t>
+      </w:r>
+      <w:r>
+        <w:rPr>
+          <w:rStyle w:val="Gray"/>
+          <w:color w:val="000000"/>
+        </w:rPr>
+        <w:t xml:space="preserve"> client, ElasticSearch client, and business logic</w:t>
+      </w:r>
+      <w:r>
+        <w:rPr>
+          <w:rStyle w:val="Gray"/>
+          <w:color w:val="000000"/>
+        </w:rPr>
+        <w:t xml:space="preserve"> layer</w:t>
+      </w:r>
+      <w:r>
+        <w:rPr>
+          <w:rStyle w:val="Gray"/>
+          <w:color w:val="000000"/>
+        </w:rPr>
+        <w:t xml:space="preserve">.  The business domain involved heavy business analysis of the financial and accounting domain knowledge: </w:t>
+      </w:r>
+      <w:r>
+        <w:rPr>
+          <w:rStyle w:val="Gray"/>
+          <w:color w:val="000000"/>
+        </w:rPr>
+        <w:t>specifically,</w:t>
+      </w:r>
+      <w:r>
+        <w:rPr>
+          <w:rStyle w:val="Gray"/>
+          <w:color w:val="000000"/>
+        </w:rPr>
+        <w:t xml:space="preserve"> the technical specification of </w:t>
+      </w:r>
+      <w:r>
+        <w:rPr>
+          <w:rStyle w:val="Gray"/>
+          <w:color w:val="000000"/>
+        </w:rPr>
+        <w:t>XBRL (</w:t>
+      </w:r>
+      <w:r>
+        <w:rPr>
+          <w:rStyle w:val="Gray"/>
+          <w:color w:val="000000"/>
+        </w:rPr>
+        <w:t>eXtensible</w:t>
+      </w:r>
+      <w:r>
+        <w:rPr>
+          <w:rStyle w:val="Gray"/>
+          <w:color w:val="000000"/>
+        </w:rPr>
+        <w:t xml:space="preserve"> Business Reporting Language) and its application to financial accounting concepts such US GAAP taxonomies, mutual fund/risk return taxonomies, and IFRS taxonomies.  The </w:t>
+      </w:r>
+      <w:r>
+        <w:rPr>
+          <w:rStyle w:val="Gray"/>
+          <w:color w:val="000000"/>
+        </w:rPr>
+        <w:t>software product</w:t>
+      </w:r>
+      <w:r>
+        <w:rPr>
+          <w:rStyle w:val="Gray"/>
+          <w:color w:val="000000"/>
+        </w:rPr>
+        <w:t xml:space="preserve"> is stovepipe engineered into</w:t>
+      </w:r>
+      <w:r>
+        <w:rPr>
+          <w:rStyle w:val="Gray"/>
+          <w:color w:val="000000"/>
+        </w:rPr>
+        <w:t xml:space="preserve"> Disclosure Management System, Issuer Direct’s flagship product and a </w:t>
+      </w:r>
+      <w:r>
+        <w:rPr>
+          <w:rStyle w:val="Gray"/>
+          <w:color w:val="000000"/>
+        </w:rPr>
+        <w:t>S</w:t>
+      </w:r>
+      <w:r>
+        <w:rPr>
+          <w:rStyle w:val="Gray"/>
+          <w:color w:val="000000"/>
+        </w:rPr>
+        <w:t>aaS business communication platform.</w:t>
+      </w:r>
+      <w:r>
+        <w:rPr>
+          <w:rStyle w:val="Gray0"/>
+          <w:color w:val="000000"/>
+        </w:rPr>
         <w:t xml:space="preserve"> </w:t>
       </w:r>
-      <w:proofErr w:type="spellStart"/>
-      <w:r>
-        <w:rPr>
-          <w:rStyle w:val="Gray"/>
-          <w:color w:val="000000"/>
-        </w:rPr>
-        <w:t>MySql</w:t>
-      </w:r>
-      <w:proofErr w:type="spellEnd"/>
-      <w:r>
-        <w:rPr>
-          <w:rStyle w:val="Gray"/>
-          <w:color w:val="000000"/>
-        </w:rPr>
-        <w:t xml:space="preserve"> client, </w:t>
-      </w:r>
-      <w:proofErr w:type="spellStart"/>
-      <w:r>
-        <w:rPr>
-          <w:rStyle w:val="Gray"/>
-          <w:color w:val="000000"/>
-        </w:rPr>
-        <w:t>ElasticSearch</w:t>
-      </w:r>
-      <w:proofErr w:type="spellEnd"/>
-      <w:r>
-        <w:rPr>
-          <w:rStyle w:val="Gray"/>
-          <w:color w:val="000000"/>
-        </w:rPr>
-        <w:t xml:space="preserve"> client, and business logic</w:t>
-      </w:r>
-      <w:r>
-        <w:rPr>
-          <w:rStyle w:val="Gray"/>
-          <w:color w:val="000000"/>
-        </w:rPr>
-        <w:t xml:space="preserve"> layer</w:t>
-      </w:r>
-      <w:r>
-        <w:rPr>
-          <w:rStyle w:val="Gray"/>
-          <w:color w:val="000000"/>
-        </w:rPr>
-        <w:t xml:space="preserve">.  The business domain involved heavy business analysis of the financial and accounting domain knowledge: </w:t>
-      </w:r>
-      <w:r>
-        <w:rPr>
-          <w:rStyle w:val="Gray"/>
-          <w:color w:val="000000"/>
-        </w:rPr>
-        <w:t>specifically,</w:t>
-      </w:r>
-      <w:r>
-        <w:rPr>
-          <w:rStyle w:val="Gray"/>
-          <w:color w:val="000000"/>
-        </w:rPr>
-        <w:t xml:space="preserve"> the technical specification of </w:t>
-      </w:r>
-      <w:r>
-        <w:rPr>
-          <w:rStyle w:val="Gray"/>
-          <w:color w:val="000000"/>
-        </w:rPr>
-        <w:t>XBRL (</w:t>
-      </w:r>
-      <w:proofErr w:type="spellStart"/>
-      <w:r>
-        <w:rPr>
-          <w:rStyle w:val="Gray"/>
-          <w:color w:val="000000"/>
-        </w:rPr>
-        <w:t>eXtensible</w:t>
-      </w:r>
-      <w:proofErr w:type="spellEnd"/>
-      <w:r>
-        <w:rPr>
-          <w:rStyle w:val="Gray"/>
-          <w:color w:val="000000"/>
-        </w:rPr>
-        <w:t xml:space="preserve"> Business Reporting Language) and its application to financial accounting concepts such US GAAP taxonomies, mutual fund/risk return taxonomies, and IFRS taxonomies.  The </w:t>
-      </w:r>
-      <w:r>
-        <w:rPr>
-          <w:rStyle w:val="Gray"/>
-          <w:color w:val="000000"/>
-        </w:rPr>
-        <w:t>software product</w:t>
-      </w:r>
-      <w:r>
-        <w:rPr>
-          <w:rStyle w:val="Gray"/>
-          <w:color w:val="000000"/>
-        </w:rPr>
-        <w:t xml:space="preserve"> is stovepipe engineered into</w:t>
-      </w:r>
-      <w:r>
-        <w:rPr>
-          <w:rStyle w:val="Gray"/>
-          <w:color w:val="000000"/>
-        </w:rPr>
-        <w:t xml:space="preserve"> Disclosure Management System, Issuer Direct’s flagship product and a </w:t>
-      </w:r>
-      <w:r>
-        <w:rPr>
-          <w:rStyle w:val="Gray"/>
-          <w:color w:val="000000"/>
-        </w:rPr>
-        <w:t>S</w:t>
-      </w:r>
-      <w:r>
-        <w:rPr>
-          <w:rStyle w:val="Gray"/>
-          <w:color w:val="000000"/>
-        </w:rPr>
-        <w:t>aaS business communication platform.</w:t>
-      </w:r>
-      <w:r>
-        <w:rPr>
-          <w:rStyle w:val="Gray0"/>
-          <w:color w:val="000000"/>
-        </w:rPr>
-        <w:t xml:space="preserve"> </w:t>
-      </w:r>
       <w:r>
         <w:rPr>
           <w:rStyle w:val="Gray0"/>
@@ -1979,39 +1531,7 @@
           <w:rStyle w:val="Gray"/>
           <w:color w:val="000000"/>
         </w:rPr>
-        <w:t xml:space="preserve"> Assisted in development or bug-fixing of new and legacy Angular components and </w:t>
-      </w:r>
-      <w:proofErr w:type="spellStart"/>
-      <w:r>
-        <w:rPr>
-          <w:rStyle w:val="Gray"/>
-          <w:color w:val="000000"/>
-        </w:rPr>
-        <w:t>yii</w:t>
-      </w:r>
-      <w:proofErr w:type="spellEnd"/>
-      <w:r>
-        <w:rPr>
-          <w:rStyle w:val="Gray"/>
-          <w:color w:val="000000"/>
-        </w:rPr>
-        <w:t xml:space="preserve"> (</w:t>
-      </w:r>
-      <w:proofErr w:type="spellStart"/>
-      <w:r>
-        <w:rPr>
-          <w:rStyle w:val="Gray"/>
-          <w:color w:val="000000"/>
-        </w:rPr>
-        <w:t>php</w:t>
-      </w:r>
-      <w:proofErr w:type="spellEnd"/>
-      <w:r>
-        <w:rPr>
-          <w:rStyle w:val="Gray"/>
-          <w:color w:val="000000"/>
-        </w:rPr>
-        <w:t xml:space="preserve">) modules.  </w:t>
+        <w:t xml:space="preserve"> Assisted in development or bug-fixing of new and legacy Angular components and yii (php) modules.  </w:t>
       </w:r>
       <w:r>
         <w:rPr>
@@ -2060,23 +1580,7 @@
           <w:rStyle w:val="Gray"/>
           <w:color w:val="000000"/>
         </w:rPr>
-        <w:t xml:space="preserve">. Developed a JSON-based Convergent Replicated Data Type (CRDT) with </w:t>
-      </w:r>
-      <w:proofErr w:type="spellStart"/>
-      <w:r>
-        <w:rPr>
-          <w:rStyle w:val="Gray"/>
-          <w:color w:val="000000"/>
-        </w:rPr>
-        <w:t>reduxjs</w:t>
-      </w:r>
-      <w:proofErr w:type="spellEnd"/>
-      <w:r>
-        <w:rPr>
-          <w:rStyle w:val="Gray"/>
-          <w:color w:val="000000"/>
-        </w:rPr>
-        <w:t xml:space="preserve"> and .</w:t>
+        <w:t>. Developed a JSON-based Convergent Replicated Data Type (CRDT) with reduxjs and .</w:t>
       </w:r>
       <w:r>
         <w:rPr>
@@ -2133,39 +1637,7 @@
           <w:rStyle w:val="Gray"/>
           <w:color w:val="000000"/>
         </w:rPr>
-        <w:t xml:space="preserve">.  Developed jQuery plugins for </w:t>
-      </w:r>
-      <w:proofErr w:type="spellStart"/>
-      <w:r>
-        <w:rPr>
-          <w:rStyle w:val="Gray"/>
-          <w:color w:val="000000"/>
-        </w:rPr>
-        <w:t>froala</w:t>
-      </w:r>
-      <w:proofErr w:type="spellEnd"/>
-      <w:r>
-        <w:rPr>
-          <w:rStyle w:val="Gray"/>
-          <w:color w:val="000000"/>
-        </w:rPr>
-        <w:t xml:space="preserve">, a popular </w:t>
-      </w:r>
-      <w:proofErr w:type="spellStart"/>
-      <w:r>
-        <w:rPr>
-          <w:rStyle w:val="Gray"/>
-          <w:color w:val="000000"/>
-        </w:rPr>
-        <w:t>richtext</w:t>
-      </w:r>
-      <w:proofErr w:type="spellEnd"/>
-      <w:r>
-        <w:rPr>
-          <w:rStyle w:val="Gray"/>
-          <w:color w:val="000000"/>
-        </w:rPr>
-        <w:t xml:space="preserve"> editor.</w:t>
+        <w:t>.  Developed jQuery plugins for froala, a popular richtext editor.</w:t>
       </w:r>
     </w:p>
     <w:p>
@@ -2670,23 +2142,7 @@
           <w:rStyle w:val="Gray"/>
           <w:color w:val="000000"/>
         </w:rPr>
-        <w:t>aintained and administered classified (</w:t>
-      </w:r>
-      <w:proofErr w:type="spellStart"/>
-      <w:r>
-        <w:rPr>
-          <w:rStyle w:val="Gray"/>
-          <w:color w:val="000000"/>
-        </w:rPr>
-        <w:t>SIPRnet</w:t>
-      </w:r>
-      <w:proofErr w:type="spellEnd"/>
-      <w:r>
-        <w:rPr>
-          <w:rStyle w:val="Gray"/>
-          <w:color w:val="000000"/>
-        </w:rPr>
-        <w:t>) email accounts and servers (requires SECRET clearance).</w:t>
+        <w:t>aintained and administered classified (SIPRnet) email accounts and servers (requires SECRET clearance).</w:t>
       </w:r>
     </w:p>
     <w:p>
@@ -2875,40 +2331,16 @@
         <w:t xml:space="preserve"> lines of code</w:t>
       </w:r>
       <w:r>
-        <w:t xml:space="preserve"> within IBM </w:t>
-      </w:r>
-      <w:proofErr w:type="spellStart"/>
-      <w:r>
-        <w:t>Websphere</w:t>
-      </w:r>
-      <w:proofErr w:type="spellEnd"/>
-      <w:r>
-        <w:t xml:space="preserve"> under the Project ICON</w:t>
-      </w:r>
-      <w:r>
-        <w:t xml:space="preserve"> (Image </w:t>
-      </w:r>
-      <w:proofErr w:type="spellStart"/>
-      <w:r>
-        <w:t>CONstructor</w:t>
-      </w:r>
-      <w:proofErr w:type="spellEnd"/>
-      <w:r>
-        <w:t>)</w:t>
+        <w:t xml:space="preserve"> within IBM Websphere under the Project ICON</w:t>
+      </w:r>
+      <w:r>
+        <w:t xml:space="preserve"> (Image CONstructor)</w:t>
       </w:r>
       <w:r>
         <w:t xml:space="preserve">.  </w:t>
       </w:r>
       <w:r>
-        <w:t>Project ICON’s goal is to deploy an appliance that can create images of a virtual machine in an .</w:t>
-      </w:r>
-      <w:proofErr w:type="spellStart"/>
-      <w:r>
-        <w:t>ovf</w:t>
-      </w:r>
-      <w:proofErr w:type="spellEnd"/>
-      <w:r>
-        <w:t xml:space="preserve"> file that can be utilized by a </w:t>
+        <w:t xml:space="preserve">Project ICON’s goal is to deploy an appliance that can create images of a virtual machine in an .ovf file that can be utilized by a </w:t>
       </w:r>
       <w:r>
         <w:t>planetary</w:t>
@@ -2958,15 +2390,7 @@
         <w:t>into many</w:t>
       </w:r>
       <w:r>
-        <w:t xml:space="preserve"> </w:t>
-      </w:r>
-      <w:proofErr w:type="spellStart"/>
-      <w:r>
-        <w:t>timezones</w:t>
-      </w:r>
-      <w:proofErr w:type="spellEnd"/>
-      <w:r>
-        <w:t xml:space="preserve"> and</w:t>
+        <w:t xml:space="preserve"> timezones and</w:t>
       </w:r>
       <w:r>
         <w:t xml:space="preserve"> divided by</w:t>
